--- a/policies/build/preview_hco/HCO.FMS.1_v2_preview.docx
+++ b/policies/build/preview_hco/HCO.FMS.1_v2_preview.docx
@@ -773,7 +773,7 @@
           <w:sz w:val="22"/>
           <w:szCs w:val="22"/>
         </w:rPr>
-        <w:t xml:space="preserve">Boundaries: do not copy SHCO equivalent-chapter wording. Do not overwrite HCO AAC, COP, MOM, PRE, IPC, PSQ or ROM policies. Spell out abbreviations on first use in training materials. OE counts/levels/asterisks stay with the official portal Standards PDF. Method notes come from the Guidebook Interpretation paragraphs (scanned PDF md5 2c4489ee98de4ae9b49cba168ea9f42a).</w:t>
+        <w:t xml:space="preserve">Boundaries: do not overwrite HCO AAC, COP, MOM, PRE, IPC, PSQ or ROM policies. Spell out abbreviations on first use in training materials. OE counts/levels/asterisks stay with the official portal Standards PDF. Method notes come from the Guidebook Interpretation paragraphs (scanned PDF md5 2c4489ee98de4ae9b49cba168ea9f42a).</w:t>
       </w:r>
     </w:p>
     <w:p>
@@ -905,7 +905,7 @@
         <w:spacing w:after="100" w:before="220"/>
       </w:pPr>
       <w:r>
-        <w:t xml:space="preserve">5.1 Patient safety devices and infrastructure are installed across the or...</w:t>
+        <w:t xml:space="preserve">5.1 Patient safety devices and infrastructure are installed across the...</w:t>
       </w:r>
     </w:p>
     <w:p>
@@ -1007,7 +1007,7 @@
         <w:spacing w:after="100" w:before="220"/>
       </w:pPr>
       <w:r>
-        <w:t xml:space="preserve">5.3 Facility inspection rounds to ensure safety are conducted at least on...</w:t>
+        <w:t xml:space="preserve">5.3 Facility inspection rounds to ensure safety are conducted at least once...</w:t>
       </w:r>
     </w:p>
     <w:p>
@@ -1064,7 +1064,7 @@
         <w:spacing w:after="100" w:before="220"/>
       </w:pPr>
       <w:r>
-        <w:t xml:space="preserve">5.4 Inspection reports of facility rounds are documented and corrective a...</w:t>
+        <w:t xml:space="preserve">5.4 Inspection reports of facility rounds are documented and corrective and...</w:t>
       </w:r>
     </w:p>
     <w:p>
@@ -1109,7 +1109,7 @@
         <w:spacing w:after="100" w:before="220"/>
       </w:pPr>
       <w:r>
-        <w:t xml:space="preserve">5.5 Before construction, renovation and expansion of the existing hospita...</w:t>
+        <w:t xml:space="preserve">5.5 Before construction, renovation and expansion of the existing hospital...</w:t>
       </w:r>
     </w:p>
     <w:p>
@@ -1155,6 +1155,20 @@
       </w:pPr>
       <w:r>
         <w:t xml:space="preserve">6. Governance and responsibility</w:t>
+      </w:r>
+    </w:p>
+    <w:p>
+      <w:pPr>
+        <w:spacing w:after="20" w:before="100"/>
+      </w:pPr>
+      <w:r>
+        <w:rPr>
+          <w:b/>
+          <w:bCs/>
+          <w:sz w:val="22"/>
+          <w:szCs w:val="22"/>
+        </w:rPr>
+        <w:t xml:space="preserve">Medical Superintendent</w:t>
       </w:r>
     </w:p>
     <w:p>
@@ -1171,7 +1185,21 @@
           <w:sz w:val="22"/>
           <w:szCs w:val="22"/>
         </w:rPr>
-        <w:t xml:space="preserve">Medical Superintendent</w:t>
+        <w:t xml:space="preserve">Accountable that FMS.1 is resourced and followed.</w:t>
+      </w:r>
+    </w:p>
+    <w:p>
+      <w:pPr>
+        <w:spacing w:after="20" w:before="100"/>
+      </w:pPr>
+      <w:r>
+        <w:rPr>
+          <w:b/>
+          <w:bCs/>
+          <w:sz w:val="22"/>
+          <w:szCs w:val="22"/>
+        </w:rPr>
+        <w:t xml:space="preserve">Engineering In-Charge</w:t>
       </w:r>
     </w:p>
     <w:p>
@@ -1188,7 +1216,21 @@
           <w:sz w:val="22"/>
           <w:szCs w:val="22"/>
         </w:rPr>
-        <w:t xml:space="preserve">Accountable that FMS.1 is resourced and followed.</w:t>
+        <w:t xml:space="preserve">Owns day-to-day implementation and records for this standard.</w:t>
+      </w:r>
+    </w:p>
+    <w:p>
+      <w:pPr>
+        <w:spacing w:after="20" w:before="100"/>
+      </w:pPr>
+      <w:r>
+        <w:rPr>
+          <w:b/>
+          <w:bCs/>
+          <w:sz w:val="22"/>
+          <w:szCs w:val="22"/>
+        </w:rPr>
+        <w:t xml:space="preserve">Quality Coordinator</w:t>
       </w:r>
     </w:p>
     <w:p>
@@ -1205,7 +1247,21 @@
           <w:sz w:val="22"/>
           <w:szCs w:val="22"/>
         </w:rPr>
-        <w:t xml:space="preserve">Engineering In-Charge</w:t>
+        <w:t xml:space="preserve">Audits this policy «quarterly»; holds training acknowledgements.</w:t>
+      </w:r>
+    </w:p>
+    <w:p>
+      <w:pPr>
+        <w:spacing w:after="20" w:before="100"/>
+      </w:pPr>
+      <w:r>
+        <w:rPr>
+          <w:b/>
+          <w:bCs/>
+          <w:sz w:val="22"/>
+          <w:szCs w:val="22"/>
+        </w:rPr>
+        <w:t xml:space="preserve">departmental leaders</w:t>
       </w:r>
     </w:p>
     <w:p>
@@ -1222,7 +1278,28 @@
           <w:sz w:val="22"/>
           <w:szCs w:val="22"/>
         </w:rPr>
-        <w:t xml:space="preserve">Owns day-to-day implementation and records for this standard.</w:t>
+        <w:t xml:space="preserve">Run the department-level duties this standard names.</w:t>
+      </w:r>
+    </w:p>
+    <w:p>
+      <w:pPr>
+        <w:pStyle w:val="Heading1"/>
+        <w:spacing w:after="120" w:before="280"/>
+      </w:pPr>
+      <w:r>
+        <w:t xml:space="preserve">7. Quality monitoring (RCA → CAPA)</w:t>
+      </w:r>
+    </w:p>
+    <w:p>
+      <w:pPr>
+        <w:spacing w:after="140"/>
+      </w:pPr>
+      <w:r>
+        <w:rPr>
+          <w:sz w:val="22"/>
+          <w:szCs w:val="22"/>
+        </w:rPr>
+        <w:t xml:space="preserve">The Quality Coordinator audits this policy «quarterly». The audit reviews:</w:t>
       </w:r>
     </w:p>
     <w:p>
@@ -1239,7 +1316,7 @@
           <w:sz w:val="22"/>
           <w:szCs w:val="22"/>
         </w:rPr>
-        <w:t xml:space="preserve">Quality Coordinator</w:t>
+        <w:t xml:space="preserve">Records for a sample of this standard's objective elements, checked against the What-we-do steps.</w:t>
       </w:r>
     </w:p>
     <w:p>
@@ -1256,7 +1333,7 @@
           <w:sz w:val="22"/>
           <w:szCs w:val="22"/>
         </w:rPr>
-        <w:t xml:space="preserve">Audits this policy «quarterly»; holds training acknowledgements.</w:t>
+        <w:t xml:space="preserve">CORE objective elements show no critical gaps in the sample.</w:t>
       </w:r>
     </w:p>
     <w:p>
@@ -1273,125 +1350,19 @@
           <w:sz w:val="22"/>
           <w:szCs w:val="22"/>
         </w:rPr>
-        <w:t xml:space="preserve">departmental leaders</w:t>
-      </w:r>
-    </w:p>
-    <w:p>
-      <w:pPr>
-        <w:pStyle w:val="ListParagraph"/>
-        <w:numPr>
-          <w:ilvl w:val="0"/>
-          <w:numId w:val="1"/>
-        </w:numPr>
-        <w:spacing w:after="60"/>
-      </w:pPr>
-      <w:r>
-        <w:rPr>
-          <w:sz w:val="22"/>
-          <w:szCs w:val="22"/>
-        </w:rPr>
-        <w:t xml:space="preserve">Run the department-level duties this standard names.</w:t>
-      </w:r>
-    </w:p>
-    <w:p>
-      <w:pPr>
-        <w:pStyle w:val="Heading1"/>
-        <w:spacing w:after="120" w:before="280"/>
-      </w:pPr>
-      <w:r>
-        <w:t xml:space="preserve">7. Quality monitoring (RCA → CAPA)</w:t>
-      </w:r>
-    </w:p>
-    <w:p>
-      <w:pPr>
-        <w:spacing w:after="140"/>
-      </w:pPr>
-      <w:r>
-        <w:rPr>
-          <w:sz w:val="22"/>
-          <w:szCs w:val="22"/>
-        </w:rPr>
-        <w:t xml:space="preserve">The Quality Coordinator audits this policy «quarterly».</w:t>
-      </w:r>
-    </w:p>
-    <w:p>
-      <w:pPr>
-        <w:spacing w:after="140"/>
-      </w:pPr>
-      <w:r>
-        <w:rPr>
-          <w:sz w:val="22"/>
-          <w:szCs w:val="22"/>
-        </w:rPr>
-        <w:t xml:space="preserve">What is monitored each quarter:</w:t>
-      </w:r>
-    </w:p>
-    <w:p>
-      <w:pPr>
-        <w:pStyle w:val="ListParagraph"/>
-        <w:numPr>
-          <w:ilvl w:val="0"/>
-          <w:numId w:val="1"/>
-        </w:numPr>
-        <w:spacing w:after="60"/>
-      </w:pPr>
-      <w:r>
-        <w:rPr>
-          <w:sz w:val="22"/>
-          <w:szCs w:val="22"/>
-        </w:rPr>
-        <w:t xml:space="preserve">Sample of records for each OE FMS.1.a–e.</w:t>
-      </w:r>
-    </w:p>
-    <w:p>
-      <w:pPr>
-        <w:pStyle w:val="ListParagraph"/>
-        <w:numPr>
-          <w:ilvl w:val="0"/>
-          <w:numId w:val="1"/>
-        </w:numPr>
-        <w:spacing w:after="60"/>
-      </w:pPr>
-      <w:r>
-        <w:rPr>
-          <w:sz w:val="22"/>
-          <w:szCs w:val="22"/>
-        </w:rPr>
-        <w:t xml:space="preserve">Asterisked elements (none) have document evidence as required.</w:t>
-      </w:r>
-    </w:p>
-    <w:p>
-      <w:pPr>
-        <w:pStyle w:val="ListParagraph"/>
-        <w:numPr>
-          <w:ilvl w:val="0"/>
-          <w:numId w:val="1"/>
-        </w:numPr>
-        <w:spacing w:after="60"/>
-      </w:pPr>
-      <w:r>
-        <w:rPr>
-          <w:sz w:val="22"/>
-          <w:szCs w:val="22"/>
-        </w:rPr>
-        <w:t xml:space="preserve">CORE elements (ac) show no critical gaps in the sample.</w:t>
-      </w:r>
-    </w:p>
-    <w:p>
-      <w:pPr>
-        <w:pStyle w:val="ListParagraph"/>
-        <w:numPr>
-          <w:ilvl w:val="0"/>
-          <w:numId w:val="1"/>
-        </w:numPr>
-        <w:spacing w:after="60"/>
-      </w:pPr>
-      <w:r>
-        <w:rPr>
-          <w:sz w:val="22"/>
-          <w:szCs w:val="22"/>
-        </w:rPr>
         <w:t xml:space="preserve">Stop-work events (if any) are logged with outcome.</w:t>
+      </w:r>
+    </w:p>
+    <w:p>
+      <w:pPr>
+        <w:spacing w:after="140"/>
+      </w:pPr>
+      <w:r>
+        <w:rPr>
+          <w:sz w:val="22"/>
+          <w:szCs w:val="22"/>
+        </w:rPr>
+        <w:t xml:space="preserve">Root-cause analysis is required when a gap found in this audit remains open beyond «90 days».</w:t>
       </w:r>
     </w:p>
     <w:p>
@@ -2957,7 +2928,7 @@
           <w:sz w:val="22"/>
           <w:szCs w:val="22"/>
         </w:rPr>
-        <w:t xml:space="preserve">Records showing FMS.1.a was followed for sampled cases.</w:t>
+        <w:t xml:space="preserve">Current inventory of patient-safety devices and infrastructure (grab bars, bed rails, call bells, fire-safety devices) by area.</w:t>
       </w:r>
     </w:p>
     <w:p>
@@ -2974,7 +2945,7 @@
           <w:sz w:val="22"/>
           <w:szCs w:val="22"/>
         </w:rPr>
-        <w:t xml:space="preserve">Written guidance / protocol referenced for this element (where required).</w:t>
+        <w:t xml:space="preserve">Inspection log showing the last-inspection date for each device or area.</w:t>
       </w:r>
     </w:p>
     <w:p>
@@ -2991,7 +2962,16 @@
           <w:sz w:val="22"/>
           <w:szCs w:val="22"/>
         </w:rPr>
-        <w:t xml:space="preserve">Audit sample notes for FMS.1.a reviewed «quarterly».</w:t>
+        <w:t xml:space="preserve">Escalation record for any missing device found in an in-use care area.</w:t>
+      </w:r>
+    </w:p>
+    <w:p>
+      <w:pPr>
+        <w:pStyle w:val="Heading2"/>
+        <w:spacing w:after="100" w:before="220"/>
+      </w:pPr>
+      <w:r>
+        <w:t xml:space="preserve">FMS.1.b — The organisation has facilities for the differently-abled.</w:t>
       </w:r>
     </w:p>
     <w:p>
@@ -3008,16 +2988,7 @@
           <w:sz w:val="22"/>
           <w:szCs w:val="22"/>
         </w:rPr>
-        <w:t xml:space="preserve">CORE-element sample with no critical gaps in the quarter under review.</w:t>
-      </w:r>
-    </w:p>
-    <w:p>
-      <w:pPr>
-        <w:pStyle w:val="Heading2"/>
-        <w:spacing w:after="100" w:before="220"/>
-      </w:pPr>
-      <w:r>
-        <w:t xml:space="preserve">FMS.1.b — The organisation has facilities for the differently-abled.</w:t>
+        <w:t xml:space="preserve">Facility list showing the wheelchair-accessible entrance and toilet location(s).</w:t>
       </w:r>
     </w:p>
     <w:p>
@@ -3034,7 +3005,7 @@
           <w:sz w:val="22"/>
           <w:szCs w:val="22"/>
         </w:rPr>
-        <w:t xml:space="preserve">Records showing FMS.1.b was followed for sampled cases.</w:t>
+        <w:t xml:space="preserve">Regulatory-requirement reference for the accessibility provision made.</w:t>
       </w:r>
     </w:p>
     <w:p>
@@ -3051,7 +3022,16 @@
           <w:sz w:val="22"/>
           <w:szCs w:val="22"/>
         </w:rPr>
-        <w:t xml:space="preserve">Written guidance / protocol referenced for this element (where required).</w:t>
+        <w:t xml:space="preserve">Documented alternative arrangement for any area with step-only access.</w:t>
+      </w:r>
+    </w:p>
+    <w:p>
+      <w:pPr>
+        <w:pStyle w:val="Heading2"/>
+        <w:spacing w:after="100" w:before="220"/>
+      </w:pPr>
+      <w:r>
+        <w:t xml:space="preserve">FMS.1.c — Facility inspection rounds to ensure safety are conducted at least once a month.</w:t>
       </w:r>
     </w:p>
     <w:p>
@@ -3068,16 +3048,7 @@
           <w:sz w:val="22"/>
           <w:szCs w:val="22"/>
         </w:rPr>
-        <w:t xml:space="preserve">Audit sample notes for FMS.1.b reviewed «quarterly».</w:t>
-      </w:r>
-    </w:p>
-    <w:p>
-      <w:pPr>
-        <w:pStyle w:val="Heading2"/>
-        <w:spacing w:after="100" w:before="220"/>
-      </w:pPr>
-      <w:r>
-        <w:t xml:space="preserve">FMS.1.c — Facility inspection rounds to ensure safety are conducted at least once a month.</w:t>
+        <w:t xml:space="preserve">Monthly facility-inspection-round checklist, completed and dated.</w:t>
       </w:r>
     </w:p>
     <w:p>
@@ -3094,7 +3065,7 @@
           <w:sz w:val="22"/>
           <w:szCs w:val="22"/>
         </w:rPr>
-        <w:t xml:space="preserve">Records showing FMS.1.c was followed for sampled cases.</w:t>
+        <w:t xml:space="preserve">Round calendar showing no missed month.</w:t>
       </w:r>
     </w:p>
     <w:p>
@@ -3111,7 +3082,16 @@
           <w:sz w:val="22"/>
           <w:szCs w:val="22"/>
         </w:rPr>
-        <w:t xml:space="preserve">Written guidance / protocol referenced for this element (where required).</w:t>
+        <w:t xml:space="preserve">List of identified safety, security-risk or restricted areas being monitored.</w:t>
+      </w:r>
+    </w:p>
+    <w:p>
+      <w:pPr>
+        <w:pStyle w:val="Heading2"/>
+        <w:spacing w:after="100" w:before="220"/>
+      </w:pPr>
+      <w:r>
+        <w:t xml:space="preserve">FMS.1.d — Inspection reports of facility rounds are documented and corrective and preventive measures are undertaken.</w:t>
       </w:r>
     </w:p>
     <w:p>
@@ -3128,7 +3108,7 @@
           <w:sz w:val="22"/>
           <w:szCs w:val="22"/>
         </w:rPr>
-        <w:t xml:space="preserve">Audit sample notes for FMS.1.c reviewed «quarterly».</w:t>
+        <w:t xml:space="preserve">Documented inspection reports of facility rounds.</w:t>
       </w:r>
     </w:p>
     <w:p>
@@ -3145,16 +3125,7 @@
           <w:sz w:val="22"/>
           <w:szCs w:val="22"/>
         </w:rPr>
-        <w:t xml:space="preserve">CORE-element sample with no critical gaps in the quarter under review.</w:t>
-      </w:r>
-    </w:p>
-    <w:p>
-      <w:pPr>
-        <w:pStyle w:val="Heading2"/>
-        <w:spacing w:after="100" w:before="220"/>
-      </w:pPr>
-      <w:r>
-        <w:t xml:space="preserve">FMS.1.d — Inspection reports of facility rounds are documented and corrective and preventive measures are undertaken.</w:t>
+        <w:t xml:space="preserve">Corrective and preventive action record for each finding.</w:t>
       </w:r>
     </w:p>
     <w:p>
@@ -3171,7 +3142,16 @@
           <w:sz w:val="22"/>
           <w:szCs w:val="22"/>
         </w:rPr>
-        <w:t xml:space="preserve">Records showing FMS.1.d was followed for sampled cases.</w:t>
+        <w:t xml:space="preserve">Safety-committee review record of the reports.</w:t>
+      </w:r>
+    </w:p>
+    <w:p>
+      <w:pPr>
+        <w:pStyle w:val="Heading2"/>
+        <w:spacing w:after="100" w:before="220"/>
+      </w:pPr>
+      <w:r>
+        <w:t xml:space="preserve">FMS.1.e — Before construction, renovation and expansion of the existing hospital, risk- assessment is carried out.</w:t>
       </w:r>
     </w:p>
     <w:p>
@@ -3188,7 +3168,7 @@
           <w:sz w:val="22"/>
           <w:szCs w:val="22"/>
         </w:rPr>
-        <w:t xml:space="preserve">Written guidance / protocol referenced for this element (where required).</w:t>
+        <w:t xml:space="preserve">Dated risk-assessment record covering noise, vibration and infection prevention, completed before work started.</w:t>
       </w:r>
     </w:p>
     <w:p>
@@ -3205,16 +3185,7 @@
           <w:sz w:val="22"/>
           <w:szCs w:val="22"/>
         </w:rPr>
-        <w:t xml:space="preserve">Audit sample notes for FMS.1.d reviewed «quarterly».</w:t>
-      </w:r>
-    </w:p>
-    <w:p>
-      <w:pPr>
-        <w:pStyle w:val="Heading2"/>
-        <w:spacing w:after="100" w:before="220"/>
-      </w:pPr>
-      <w:r>
-        <w:t xml:space="preserve">FMS.1.e — Before construction, renovation and expansion of the existing hospital, risk- assessment is carried out.</w:t>
+        <w:t xml:space="preserve">Engineering In-Charge sign-off before construction, renovation or expansion began.</w:t>
       </w:r>
     </w:p>
     <w:p>
@@ -3231,41 +3202,7 @@
           <w:sz w:val="22"/>
           <w:szCs w:val="22"/>
         </w:rPr>
-        <w:t xml:space="preserve">Records showing FMS.1.e was followed for sampled cases.</w:t>
-      </w:r>
-    </w:p>
-    <w:p>
-      <w:pPr>
-        <w:pStyle w:val="ListParagraph"/>
-        <w:numPr>
-          <w:ilvl w:val="0"/>
-          <w:numId w:val="1"/>
-        </w:numPr>
-        <w:spacing w:after="60"/>
-      </w:pPr>
-      <w:r>
-        <w:rPr>
-          <w:sz w:val="22"/>
-          <w:szCs w:val="22"/>
-        </w:rPr>
-        <w:t xml:space="preserve">Written guidance / protocol referenced for this element (where required).</w:t>
-      </w:r>
-    </w:p>
-    <w:p>
-      <w:pPr>
-        <w:pStyle w:val="ListParagraph"/>
-        <w:numPr>
-          <w:ilvl w:val="0"/>
-          <w:numId w:val="1"/>
-        </w:numPr>
-        <w:spacing w:after="60"/>
-      </w:pPr>
-      <w:r>
-        <w:rPr>
-          <w:sz w:val="22"/>
-          <w:szCs w:val="22"/>
-        </w:rPr>
-        <w:t xml:space="preserve">Audit sample notes for FMS.1.e reviewed «quarterly».</w:t>
+        <w:t xml:space="preserve">Cross-reference to the IPC.4 construction-infection-control measures applied alongside.</w:t>
       </w:r>
     </w:p>
     <w:p>

--- a/policies/build/preview_hco/HCO.FMS.1_v2_preview.docx
+++ b/policies/build/preview_hco/HCO.FMS.1_v2_preview.docx
@@ -692,7 +692,7 @@
           <w:sz w:val="22"/>
           <w:szCs w:val="22"/>
         </w:rPr>
-        <w:t xml:space="preserve">It covers objective elements FMS.1.a–e (5 elements).</w:t>
+        <w:t xml:space="preserve">This policy covers all 5 requirements under this standard, listed in detail below.</w:t>
       </w:r>
     </w:p>
     <w:p>
@@ -716,7 +716,7 @@
           <w:sz w:val="22"/>
           <w:szCs w:val="22"/>
         </w:rPr>
-        <w:t xml:space="preserve">This policy owns FMS.1. Related AAC, COP, MOM, PRE, IPC, PSQ and ROM duties stay with those policies — cross-reference only. Other FMS standards stay with their own policies.</w:t>
+        <w:t xml:space="preserve">This policy covers safe and secure environment specifically. Related duties — like patient assessment, clinical care, medication management, patient rights, infection control, quality and safety monitoring, or hospital governance — are covered in the hospital's other policies, not repeated here. Other FMS standards stay with their own policies.</w:t>
       </w:r>
     </w:p>
     <w:p>
@@ -761,19 +761,19 @@
           <w:sz w:val="22"/>
           <w:szCs w:val="22"/>
         </w:rPr>
-        <w:t xml:space="preserve">It covers 5 objective elements (FMS.1.a, FMS.1.b, FMS.1.c, FMS.1.d, FMS.1.e).</w:t>
-      </w:r>
-    </w:p>
-    <w:p>
-      <w:pPr>
-        <w:spacing w:after="140"/>
-      </w:pPr>
-      <w:r>
-        <w:rPr>
-          <w:sz w:val="22"/>
-          <w:szCs w:val="22"/>
-        </w:rPr>
-        <w:t xml:space="preserve">Boundaries: do not overwrite HCO AAC, COP, MOM, PRE, IPC, PSQ or ROM policies. Spell out abbreviations on first use in training materials. OE counts/levels/asterisks stay with the official portal Standards PDF. Method notes come from the Guidebook Interpretation paragraphs (scanned PDF md5 2c4489ee98de4ae9b49cba168ea9f42a).</w:t>
+        <w:t xml:space="preserve">This policy covers all 5 requirements under this standard, listed in detail below.</w:t>
+      </w:r>
+    </w:p>
+    <w:p>
+      <w:pPr>
+        <w:spacing w:after="140"/>
+      </w:pPr>
+      <w:r>
+        <w:rPr>
+          <w:sz w:val="22"/>
+          <w:szCs w:val="22"/>
+        </w:rPr>
+        <w:t xml:space="preserve">This policy covers safe and secure environment specifically. Related duties — like patient assessment, clinical care, medication management, patient rights, infection control, quality and safety monitoring, or hospital governance — are covered in the hospital's other policies, not repeated here. Spell out abbreviations on first use in training materials. OE counts/levels/asterisks stay with the official portal Standards PDF. Method notes come from the Guidebook Interpretation paragraphs (scanned PDF md5 2c4489ee98de4ae9b49cba168ea9f42a).</w:t>
       </w:r>
     </w:p>
     <w:p>
